--- a/docs/output/Zain Hajahjah/سجن البرج/SRT-En/أحمد/DOCX/04_تفريغ عربي-التعذيب_En.docx
+++ b/docs/output/Zain Hajahjah/سجن البرج/SRT-En/أحمد/DOCX/04_تفريغ عربي-التعذيب_En.docx
@@ -4,132 +4,262 @@
   <w:body>
     <w:p>
       <w:r>
-        <w:t>I got to know someone I spoke with through the wall. The wall has small holes, I could see his face through them</w:t>
+        <w:t>I got to know someone I spoke with through the wall. The</w:t>
       </w:r>
     </w:p>
     <w:p>
       <w:r>
-        <w:t>I asked him his name. He said, Ali al-Wudaihi. They beat him severely and humiliated him</w:t>
+        <w:t>wall has small holes, I could see his face through them</w:t>
       </w:r>
     </w:p>
     <w:p>
       <w:r>
-        <w:t>Two of them would carry him and slam him against the wall. I could hear the sound of him being beaten, until his bones shattered</w:t>
+        <w:t>I asked him his name. He said, Ali al-Wudaihi.</w:t>
       </w:r>
     </w:p>
     <w:p>
       <w:r>
-        <w:t>He was next to me for four days, but I no longer heard his voice. He was in the room but there was no sound from him</w:t>
+        <w:t>They beat him severely and humiliated him</w:t>
       </w:r>
     </w:p>
     <w:p>
       <w:r>
-        <w:t>After that I could not reach him. I called out, Ali, Ali, but he could not hear me and did not respond</w:t>
+        <w:t>Two of them would carry him and slam him against the wall. I could</w:t>
       </w:r>
     </w:p>
     <w:p>
       <w:r>
-        <w:t>Did they transfer him or did he die? I believe he died, because when I got out and asked about him, they told me they tortured him to death</w:t>
+        <w:t>hear the sound of him being beaten, until his bones shattered</w:t>
       </w:r>
     </w:p>
     <w:p>
       <w:r>
-        <w:t>Interviewer: Were there &lt;i&gt;sukhra&lt;/i&gt; [forced labor] punishments such as cleaning and other tasks?</w:t>
+        <w:t>He was next to me for four days, but I no longer heard his</w:t>
       </w:r>
     </w:p>
     <w:p>
       <w:r>
-        <w:t>We were in solitary cells, they never took us out for forced labor at all. We never went out even a single meter except for interrogation, inside the solitary cell</w:t>
+        <w:t>voice. He was in the room but there was no sound from him</w:t>
       </w:r>
     </w:p>
     <w:p>
       <w:r>
-        <w:t>Interviewer: Did they insult you during the torture?</w:t>
+        <w:t>After that I could not reach him. I called out, Ali,</w:t>
       </w:r>
     </w:p>
     <w:p>
       <w:r>
-        <w:t>I did not hear insults, just beating and humiliation. No, no one cursed</w:t>
+        <w:t>Ali, but he could not hear me and did not respond</w:t>
       </w:r>
     </w:p>
     <w:p>
       <w:r>
-        <w:t>The ones they tortured the most were those they accused of being affiliated with the Free Syrian Army</w:t>
+        <w:t>Did they transfer him or did he die? I believe he died, because when</w:t>
       </w:r>
     </w:p>
     <w:p>
       <w:r>
-        <w:t>Those had a special status. They were tortured heavily. Some people died</w:t>
+        <w:t>I got out and asked about him, they told me they tortured him to death</w:t>
       </w:r>
     </w:p>
     <w:p>
       <w:r>
-        <w:t>And suspension on the walls, and harsh methods. The suspension was here on the walls</w:t>
+        <w:t>Interviewer: Were there sukhra [forced labor]</w:t>
       </w:r>
     </w:p>
     <w:p>
       <w:r>
-        <w:t>The worst torture methods here were for people who had been with the Free Syrian Army and those involved in smuggling people</w:t>
+        <w:t>punishments such as cleaning and other tasks?</w:t>
       </w:r>
     </w:p>
     <w:p>
       <w:r>
-        <w:t>Like Hayel al-Ghadban, this person was tortured severely</w:t>
+        <w:t>We were in solitary cells, they never took us out for forced labor at all. We never</w:t>
       </w:r>
     </w:p>
     <w:p>
       <w:r>
-        <w:t>They told him, you were a sniper during the Free Syrian Army, and you fought against ISIS. As an example</w:t>
+        <w:t>went out even a single meter except for interrogation, inside the solitary cell</w:t>
       </w:r>
     </w:p>
     <w:p>
       <w:r>
-        <w:t>Those were the sounds I would hear, and his screaming, I did not do anything, while he was suspended on the wall</w:t>
+        <w:t>Interviewer: Did they</w:t>
       </w:r>
     </w:p>
     <w:p>
       <w:r>
-        <w:t>Like Abdullah al-Naji from Jarniya. They arrested him and told him, you have 13 rifles and you must bring them</w:t>
+        <w:t>insult you during the torture?</w:t>
       </w:r>
     </w:p>
     <w:p>
       <w:r>
-        <w:t>He said, I do not have any. He was severely tortured. They did not let him off easily, they tortured him heavily</w:t>
+        <w:t>I did not hear insults, just beating</w:t>
       </w:r>
     </w:p>
     <w:p>
       <w:r>
-        <w:t>Also, four young men who had found cameras and ammunition in a room</w:t>
+        <w:t>and humiliation. No, no one cursed</w:t>
       </w:r>
     </w:p>
     <w:p>
       <w:r>
-        <w:t>They wanted to sell them, and it seems someone reported them</w:t>
+        <w:t>The ones they tortured the most were those they</w:t>
       </w:r>
     </w:p>
     <w:p>
       <w:r>
-        <w:t>That there was ammunition and informed on them. They found them by chance, arrested them, and humiliated them severely for a long time</w:t>
+        <w:t>accused of being affiliated with the Free Syrian Army</w:t>
       </w:r>
     </w:p>
     <w:p>
       <w:r>
-        <w:t>Interviewer: What was the dominant sound in this place that you heard the most?</w:t>
+        <w:t>Those had a special status. They</w:t>
       </w:r>
     </w:p>
     <w:p>
       <w:r>
-        <w:t>The sound of torture. Every day they took two or three in order</w:t>
+        <w:t>were tortured heavily. Some people died</w:t>
       </w:r>
     </w:p>
     <w:p>
       <w:r>
-        <w:t>These would have a torture session. They would not leave them until after torture on the hoist, flogging, and beating</w:t>
+        <w:t>And suspension on the walls, and harsh</w:t>
       </w:r>
     </w:p>
     <w:p>
       <w:r>
-        <w:t>And humiliation and heavy electric shock. Those were the sounds in this place</w:t>
+        <w:t>methods. The suspension was here on the walls</w:t>
+      </w:r>
+    </w:p>
+    <w:p>
+      <w:r>
+        <w:t>The worst torture methods here were for people who had been</w:t>
+      </w:r>
+    </w:p>
+    <w:p>
+      <w:r>
+        <w:t>with the Free Syrian Army and those involved in smuggling people</w:t>
+      </w:r>
+    </w:p>
+    <w:p>
+      <w:r>
+        <w:t>Like Hayel al-Ghadban, this</w:t>
+      </w:r>
+    </w:p>
+    <w:p>
+      <w:r>
+        <w:t>person was tortured severely</w:t>
+      </w:r>
+    </w:p>
+    <w:p>
+      <w:r>
+        <w:t>They told him, you were a sniper during the Free</w:t>
+      </w:r>
+    </w:p>
+    <w:p>
+      <w:r>
+        <w:t>Syrian Army, and you fought against ISIS. As an example</w:t>
+      </w:r>
+    </w:p>
+    <w:p>
+      <w:r>
+        <w:t>Those were the sounds I would hear, and his screaming, I</w:t>
+      </w:r>
+    </w:p>
+    <w:p>
+      <w:r>
+        <w:t>did not do anything, while he was suspended on the wall</w:t>
+      </w:r>
+    </w:p>
+    <w:p>
+      <w:r>
+        <w:t>Like Abdullah al-Naji from Jarniya. They arrested him</w:t>
+      </w:r>
+    </w:p>
+    <w:p>
+      <w:r>
+        <w:t>and told him, you have 13 rifles and you must bring them</w:t>
+      </w:r>
+    </w:p>
+    <w:p>
+      <w:r>
+        <w:t>He said, I do not have any. He was severely tortured.</w:t>
+      </w:r>
+    </w:p>
+    <w:p>
+      <w:r>
+        <w:t>They did not let him off easily, they tortured him heavily</w:t>
+      </w:r>
+    </w:p>
+    <w:p>
+      <w:r>
+        <w:t>Also, four young men who had found</w:t>
+      </w:r>
+    </w:p>
+    <w:p>
+      <w:r>
+        <w:t>cameras and ammunition in a room</w:t>
+      </w:r>
+    </w:p>
+    <w:p>
+      <w:r>
+        <w:t>They wanted to sell them, and</w:t>
+      </w:r>
+    </w:p>
+    <w:p>
+      <w:r>
+        <w:t>it seems someone reported them</w:t>
+      </w:r>
+    </w:p>
+    <w:p>
+      <w:r>
+        <w:t>That there was ammunition and informed on them. They found them by</w:t>
+      </w:r>
+    </w:p>
+    <w:p>
+      <w:r>
+        <w:t>chance, arrested them, and humiliated them severely for a long time</w:t>
+      </w:r>
+    </w:p>
+    <w:p>
+      <w:r>
+        <w:t>Interviewer: What was the dominant sound</w:t>
+      </w:r>
+    </w:p>
+    <w:p>
+      <w:r>
+        <w:t>in this place that you heard the most?</w:t>
+      </w:r>
+    </w:p>
+    <w:p>
+      <w:r>
+        <w:t>The sound of torture. Every</w:t>
+      </w:r>
+    </w:p>
+    <w:p>
+      <w:r>
+        <w:t>day they took two or three in order</w:t>
+      </w:r>
+    </w:p>
+    <w:p>
+      <w:r>
+        <w:t>These would have a torture session. They would not leave</w:t>
+      </w:r>
+    </w:p>
+    <w:p>
+      <w:r>
+        <w:t>them until after torture on the hoist, flogging, and beating</w:t>
+      </w:r>
+    </w:p>
+    <w:p>
+      <w:r>
+        <w:t>And humiliation and heavy electric</w:t>
+      </w:r>
+    </w:p>
+    <w:p>
+      <w:r>
+        <w:t>shock. Those were the sounds in this place</w:t>
       </w:r>
     </w:p>
     <w:sectPr>
@@ -506,7 +636,7 @@
     <w:qFormat/>
     <w:rsid w:val="00FC693F"/>
     <w:rPr>
-      <w:rFonts w:ascii="Calibri" w:hAnsi="Calibri"/>
+      <w:rFonts w:ascii="Arial" w:hAnsi="Arial"/>
       <w:sz w:val="22"/>
     </w:rPr>
   </w:style>

--- a/docs/output/Zain Hajahjah/سجن البرج/SRT-En/أحمد/DOCX/04_تفريغ عربي-التعذيب_En.docx
+++ b/docs/output/Zain Hajahjah/سجن البرج/SRT-En/أحمد/DOCX/04_تفريغ عربي-التعذيب_En.docx
@@ -2,6 +2,16 @@
 <file path=word/document.xml><?xml version="1.0" encoding="utf-8"?>
 <w:document xmlns:wpc="http://schemas.microsoft.com/office/word/2010/wordprocessingCanvas" xmlns:mo="http://schemas.microsoft.com/office/mac/office/2008/main" xmlns:mc="http://schemas.openxmlformats.org/markup-compatibility/2006" xmlns:mv="urn:schemas-microsoft-com:mac:vml" xmlns:o="urn:schemas-microsoft-com:office:office" xmlns:r="http://schemas.openxmlformats.org/officeDocument/2006/relationships" xmlns:m="http://schemas.openxmlformats.org/officeDocument/2006/math" xmlns:v="urn:schemas-microsoft-com:vml" xmlns:wp14="http://schemas.microsoft.com/office/word/2010/wordprocessingDrawing" xmlns:wp="http://schemas.openxmlformats.org/drawingml/2006/wordprocessingDrawing" xmlns:w10="urn:schemas-microsoft-com:office:word" xmlns:w="http://schemas.openxmlformats.org/wordprocessingml/2006/main" xmlns:w14="http://schemas.microsoft.com/office/word/2010/wordml" xmlns:wpg="http://schemas.microsoft.com/office/word/2010/wordprocessingGroup" xmlns:wpi="http://schemas.microsoft.com/office/word/2010/wordprocessingInk" xmlns:wne="http://schemas.microsoft.com/office/word/2006/wordml" xmlns:wps="http://schemas.microsoft.com/office/word/2010/wordprocessingShape" mc:Ignorable="w14 wp14">
   <w:body>
+    <w:p>
+      <w:r>
+        <w:t>1</w:t>
+      </w:r>
+    </w:p>
+    <w:p>
+      <w:r>
+        <w:t>00:00:00,041 --&gt; 00:00:05,666</w:t>
+      </w:r>
+    </w:p>
     <w:p>
       <w:r>
         <w:t>I got to know someone I spoke with through the wall. The</w:t>
@@ -10,6 +20,17 @@
     <w:p>
       <w:r>
         <w:t>wall has small holes, I could see his face through them</w:t>
+      </w:r>
+    </w:p>
+    <w:p/>
+    <w:p>
+      <w:r>
+        <w:t>2</w:t>
+      </w:r>
+    </w:p>
+    <w:p>
+      <w:r>
+        <w:t>00:00:06,166 --&gt; 00:00:12,000</w:t>
       </w:r>
     </w:p>
     <w:p>
@@ -22,6 +43,17 @@
         <w:t>They beat him severely and humiliated him</w:t>
       </w:r>
     </w:p>
+    <w:p/>
+    <w:p>
+      <w:r>
+        <w:t>3</w:t>
+      </w:r>
+    </w:p>
+    <w:p>
+      <w:r>
+        <w:t>00:00:12,041 --&gt; 00:00:16,166</w:t>
+      </w:r>
+    </w:p>
     <w:p>
       <w:r>
         <w:t>Two of them would carry him and slam him against the wall. I could</w:t>
@@ -30,6 +62,17 @@
     <w:p>
       <w:r>
         <w:t>hear the sound of him being beaten, until his bones shattered</w:t>
+      </w:r>
+    </w:p>
+    <w:p/>
+    <w:p>
+      <w:r>
+        <w:t>4</w:t>
+      </w:r>
+    </w:p>
+    <w:p>
+      <w:r>
+        <w:t>00:00:17,291 --&gt; 00:00:22,916</w:t>
       </w:r>
     </w:p>
     <w:p>
@@ -42,6 +85,17 @@
         <w:t>voice. He was in the room but there was no sound from him</w:t>
       </w:r>
     </w:p>
+    <w:p/>
+    <w:p>
+      <w:r>
+        <w:t>5</w:t>
+      </w:r>
+    </w:p>
+    <w:p>
+      <w:r>
+        <w:t>00:00:23,958 --&gt; 00:00:30,166</w:t>
+      </w:r>
+    </w:p>
     <w:p>
       <w:r>
         <w:t>After that I could not reach him. I called out, Ali,</w:t>
@@ -50,6 +104,17 @@
     <w:p>
       <w:r>
         <w:t>Ali, but he could not hear me and did not respond</w:t>
+      </w:r>
+    </w:p>
+    <w:p/>
+    <w:p>
+      <w:r>
+        <w:t>6</w:t>
+      </w:r>
+    </w:p>
+    <w:p>
+      <w:r>
+        <w:t>00:00:30,750 --&gt; 00:00:38,208</w:t>
       </w:r>
     </w:p>
     <w:p>
@@ -62,14 +127,36 @@
         <w:t>I got out and asked about him, they told me they tortured him to death</w:t>
       </w:r>
     </w:p>
+    <w:p/>
     <w:p>
       <w:r>
-        <w:t>Interviewer: Were there sukhra [forced labor]</w:t>
+        <w:t>7</w:t>
+      </w:r>
+    </w:p>
+    <w:p>
+      <w:r>
+        <w:t>00:00:39,750 --&gt; 00:00:43,250</w:t>
+      </w:r>
+    </w:p>
+    <w:p>
+      <w:r>
+        <w:t>Interviewer: Were there &lt;i&gt;sukhra&lt;/i&gt; [forced labor]</w:t>
       </w:r>
     </w:p>
     <w:p>
       <w:r>
         <w:t>punishments such as cleaning and other tasks?</w:t>
+      </w:r>
+    </w:p>
+    <w:p/>
+    <w:p>
+      <w:r>
+        <w:t>8</w:t>
+      </w:r>
+    </w:p>
+    <w:p>
+      <w:r>
+        <w:t>00:00:43,375 --&gt; 00:00:52,416</w:t>
       </w:r>
     </w:p>
     <w:p>
@@ -82,6 +169,17 @@
         <w:t>went out even a single meter except for interrogation, inside the solitary cell</w:t>
       </w:r>
     </w:p>
+    <w:p/>
+    <w:p>
+      <w:r>
+        <w:t>9</w:t>
+      </w:r>
+    </w:p>
+    <w:p>
+      <w:r>
+        <w:t>00:00:53,916 --&gt; 00:00:56,583</w:t>
+      </w:r>
+    </w:p>
     <w:p>
       <w:r>
         <w:t>Interviewer: Did they</w:t>
@@ -90,6 +188,17 @@
     <w:p>
       <w:r>
         <w:t>insult you during the torture?</w:t>
+      </w:r>
+    </w:p>
+    <w:p/>
+    <w:p>
+      <w:r>
+        <w:t>10</w:t>
+      </w:r>
+    </w:p>
+    <w:p>
+      <w:r>
+        <w:t>00:00:56,708 --&gt; 00:01:04,458</w:t>
       </w:r>
     </w:p>
     <w:p>
@@ -102,6 +211,17 @@
         <w:t>and humiliation. No, no one cursed</w:t>
       </w:r>
     </w:p>
+    <w:p/>
+    <w:p>
+      <w:r>
+        <w:t>11</w:t>
+      </w:r>
+    </w:p>
+    <w:p>
+      <w:r>
+        <w:t>00:01:04,916 --&gt; 00:01:12,375</w:t>
+      </w:r>
+    </w:p>
     <w:p>
       <w:r>
         <w:t>The ones they tortured the most were those they</w:t>
@@ -110,6 +230,17 @@
     <w:p>
       <w:r>
         <w:t>accused of being affiliated with the Free Syrian Army</w:t>
+      </w:r>
+    </w:p>
+    <w:p/>
+    <w:p>
+      <w:r>
+        <w:t>12</w:t>
+      </w:r>
+    </w:p>
+    <w:p>
+      <w:r>
+        <w:t>00:01:13,333 --&gt; 00:01:18,541</w:t>
       </w:r>
     </w:p>
     <w:p>
@@ -122,6 +253,17 @@
         <w:t>were tortured heavily. Some people died</w:t>
       </w:r>
     </w:p>
+    <w:p/>
+    <w:p>
+      <w:r>
+        <w:t>13</w:t>
+      </w:r>
+    </w:p>
+    <w:p>
+      <w:r>
+        <w:t>00:01:19,333 --&gt; 00:01:23,291</w:t>
+      </w:r>
+    </w:p>
     <w:p>
       <w:r>
         <w:t>And suspension on the walls, and harsh</w:t>
@@ -130,6 +272,17 @@
     <w:p>
       <w:r>
         <w:t>methods. The suspension was here on the walls</w:t>
+      </w:r>
+    </w:p>
+    <w:p/>
+    <w:p>
+      <w:r>
+        <w:t>14</w:t>
+      </w:r>
+    </w:p>
+    <w:p>
+      <w:r>
+        <w:t>00:01:23,541 --&gt; 00:01:33,166</w:t>
       </w:r>
     </w:p>
     <w:p>
@@ -142,6 +295,17 @@
         <w:t>with the Free Syrian Army and those involved in smuggling people</w:t>
       </w:r>
     </w:p>
+    <w:p/>
+    <w:p>
+      <w:r>
+        <w:t>15</w:t>
+      </w:r>
+    </w:p>
+    <w:p>
+      <w:r>
+        <w:t>00:01:34,125 --&gt; 00:01:38,125</w:t>
+      </w:r>
+    </w:p>
     <w:p>
       <w:r>
         <w:t>Like Hayel al-Ghadban, this</w:t>
@@ -150,6 +314,17 @@
     <w:p>
       <w:r>
         <w:t>person was tortured severely</w:t>
+      </w:r>
+    </w:p>
+    <w:p/>
+    <w:p>
+      <w:r>
+        <w:t>16</w:t>
+      </w:r>
+    </w:p>
+    <w:p>
+      <w:r>
+        <w:t>00:01:38,291 --&gt; 00:01:42,875</w:t>
       </w:r>
     </w:p>
     <w:p>
@@ -162,6 +337,17 @@
         <w:t>Syrian Army, and you fought against ISIS. As an example</w:t>
       </w:r>
     </w:p>
+    <w:p/>
+    <w:p>
+      <w:r>
+        <w:t>17</w:t>
+      </w:r>
+    </w:p>
+    <w:p>
+      <w:r>
+        <w:t>00:01:43,583 --&gt; 00:01:51,958</w:t>
+      </w:r>
+    </w:p>
     <w:p>
       <w:r>
         <w:t>Those were the sounds I would hear, and his screaming, I</w:t>
@@ -170,6 +356,17 @@
     <w:p>
       <w:r>
         <w:t>did not do anything, while he was suspended on the wall</w:t>
+      </w:r>
+    </w:p>
+    <w:p/>
+    <w:p>
+      <w:r>
+        <w:t>18</w:t>
+      </w:r>
+    </w:p>
+    <w:p>
+      <w:r>
+        <w:t>00:01:52,500 --&gt; 00:02:02,083</w:t>
       </w:r>
     </w:p>
     <w:p>
@@ -182,6 +379,17 @@
         <w:t>and told him, you have 13 rifles and you must bring them</w:t>
       </w:r>
     </w:p>
+    <w:p/>
+    <w:p>
+      <w:r>
+        <w:t>19</w:t>
+      </w:r>
+    </w:p>
+    <w:p>
+      <w:r>
+        <w:t>00:02:02,458 --&gt; 00:02:07,250</w:t>
+      </w:r>
+    </w:p>
     <w:p>
       <w:r>
         <w:t>He said, I do not have any. He was severely tortured.</w:t>
@@ -190,6 +398,17 @@
     <w:p>
       <w:r>
         <w:t>They did not let him off easily, they tortured him heavily</w:t>
+      </w:r>
+    </w:p>
+    <w:p/>
+    <w:p>
+      <w:r>
+        <w:t>20</w:t>
+      </w:r>
+    </w:p>
+    <w:p>
+      <w:r>
+        <w:t>00:02:08,458 --&gt; 00:02:16,458</w:t>
       </w:r>
     </w:p>
     <w:p>
@@ -202,6 +421,17 @@
         <w:t>cameras and ammunition in a room</w:t>
       </w:r>
     </w:p>
+    <w:p/>
+    <w:p>
+      <w:r>
+        <w:t>21</w:t>
+      </w:r>
+    </w:p>
+    <w:p>
+      <w:r>
+        <w:t>00:02:17,541 --&gt; 00:02:23,125</w:t>
+      </w:r>
+    </w:p>
     <w:p>
       <w:r>
         <w:t>They wanted to sell them, and</w:t>
@@ -210,6 +440,17 @@
     <w:p>
       <w:r>
         <w:t>it seems someone reported them</w:t>
+      </w:r>
+    </w:p>
+    <w:p/>
+    <w:p>
+      <w:r>
+        <w:t>22</w:t>
+      </w:r>
+    </w:p>
+    <w:p>
+      <w:r>
+        <w:t>00:02:26,958 --&gt; 00:02:36,666</w:t>
       </w:r>
     </w:p>
     <w:p>
@@ -222,6 +463,17 @@
         <w:t>chance, arrested them, and humiliated them severely for a long time</w:t>
       </w:r>
     </w:p>
+    <w:p/>
+    <w:p>
+      <w:r>
+        <w:t>23</w:t>
+      </w:r>
+    </w:p>
+    <w:p>
+      <w:r>
+        <w:t>00:02:37,166 --&gt; 00:02:41,583</w:t>
+      </w:r>
+    </w:p>
     <w:p>
       <w:r>
         <w:t>Interviewer: What was the dominant sound</w:t>
@@ -230,6 +482,17 @@
     <w:p>
       <w:r>
         <w:t>in this place that you heard the most?</w:t>
+      </w:r>
+    </w:p>
+    <w:p/>
+    <w:p>
+      <w:r>
+        <w:t>24</w:t>
+      </w:r>
+    </w:p>
+    <w:p>
+      <w:r>
+        <w:t>00:02:41,708 --&gt; 00:02:48,333</w:t>
       </w:r>
     </w:p>
     <w:p>
@@ -242,6 +505,17 @@
         <w:t>day they took two or three in order</w:t>
       </w:r>
     </w:p>
+    <w:p/>
+    <w:p>
+      <w:r>
+        <w:t>25</w:t>
+      </w:r>
+    </w:p>
+    <w:p>
+      <w:r>
+        <w:t>00:02:49,083 --&gt; 00:02:54,875</w:t>
+      </w:r>
+    </w:p>
     <w:p>
       <w:r>
         <w:t>These would have a torture session. They would not leave</w:t>
@@ -250,6 +524,17 @@
     <w:p>
       <w:r>
         <w:t>them until after torture on the hoist, flogging, and beating</w:t>
+      </w:r>
+    </w:p>
+    <w:p/>
+    <w:p>
+      <w:r>
+        <w:t>26</w:t>
+      </w:r>
+    </w:p>
+    <w:p>
+      <w:r>
+        <w:t>00:02:54,916 --&gt; 00:03:02,916</w:t>
       </w:r>
     </w:p>
     <w:p>
@@ -262,6 +547,7 @@
         <w:t>shock. Those were the sounds in this place</w:t>
       </w:r>
     </w:p>
+    <w:p/>
     <w:sectPr>
       <w:pgSz w:w="12240" w:h="15840"/>
       <w:pgMar w:top="1440" w:right="1800" w:bottom="1440" w:left="1800" w:header="720" w:footer="720" w:gutter="0"/>
@@ -635,9 +921,12 @@
     <w:name w:val="Normal"/>
     <w:qFormat/>
     <w:rsid w:val="00FC693F"/>
+    <w:pPr>
+      <w:spacing w:before="0" w:after="0" w:line="276" w:lineRule="auto"/>
+    </w:pPr>
     <w:rPr>
-      <w:rFonts w:ascii="Arial" w:hAnsi="Arial"/>
-      <w:sz w:val="22"/>
+      <w:rFonts w:ascii="Courier New" w:hAnsi="Courier New"/>
+      <w:sz w:val="20"/>
     </w:rPr>
   </w:style>
   <w:style w:type="paragraph" w:styleId="Header">
